--- a/SCOTOMA_Solution_Walkthrough.docx
+++ b/SCOTOMA_Solution_Walkthrough.docx
@@ -175,7 +175,77 @@
           <w:sz w:val="24"/>
           <w:szCs w:val="24"/>
         </w:rPr>
+        <w:t xml:space="preserve">The economics argue against blunt defences. Global card fraud losses reached 33.41 billion dollars in 2024 on 51.92 trillion dollars of volume, while </w:t>
+      </w:r>
+      <w:r>
+        <w:rPr>
+          <w:rFonts w:ascii="Times New Roman" w:cs="Times New Roman" w:eastAsia="Times New Roman" w:hAnsi="Times New Roman"/>
+          <w:b/>
+          <w:bCs/>
+          <w:color w:val="1A1A1A"/>
+          <w:sz w:val="24"/>
+          <w:szCs w:val="24"/>
+        </w:rPr>
+        <w:t xml:space="preserve">false declines cost merchants 50.7 billion dollars across four markets in 2022</w:t>
+      </w:r>
+      <w:r>
+        <w:rPr>
+          <w:rFonts w:ascii="Times New Roman" w:cs="Times New Roman" w:eastAsia="Times New Roman" w:hAnsi="Times New Roman"/>
+          <w:color w:val="1A1A1A"/>
+          <w:sz w:val="24"/>
+          <w:szCs w:val="24"/>
+        </w:rPr>
+        <w:t xml:space="preserve">. The larger number is on the side of the customers who were refused wrongly, which is why this system reports cost per 100,000 events rather than a catch rate, and why nothing below the top band blocks autonomously.</w:t>
+      </w:r>
+    </w:p>
+    <w:p>
+      <w:pPr>
+        <w:spacing w:after="120" w:line="360"/>
+        <w:jc w:val="both"/>
+      </w:pPr>
+      <w:r>
+        <w:rPr>
+          <w:rFonts w:ascii="Times New Roman" w:cs="Times New Roman" w:eastAsia="Times New Roman" w:hAnsi="Times New Roman"/>
+          <w:color w:val="1A1A1A"/>
+          <w:sz w:val="24"/>
+          <w:szCs w:val="24"/>
+        </w:rPr>
         <w:t xml:space="preserve">Scotoma addresses the measurement problem rather than the blocking problem. It generates adversarial traffic, tests whether that traffic is realistic enough to be worth scoring, measures precisely which vectors the detector misses, and repeats with the survivors. The output is a blind-spot map with numbers attached.</w:t>
+      </w:r>
+    </w:p>
+    <w:p>
+      <w:pPr>
+        <w:spacing w:after="120" w:line="360"/>
+        <w:jc w:val="both"/>
+      </w:pPr>
+      <w:r>
+        <w:rPr>
+          <w:rFonts w:ascii="Times New Roman" w:cs="Times New Roman" w:eastAsia="Times New Roman" w:hAnsi="Times New Roman"/>
+          <w:color w:val="1A1A1A"/>
+          <w:sz w:val="24"/>
+          <w:szCs w:val="24"/>
+        </w:rPr>
+        <w:t xml:space="preserve">The claim this document defends is deliberately narrow. </w:t>
+      </w:r>
+      <w:r>
+        <w:rPr>
+          <w:rFonts w:ascii="Times New Roman" w:cs="Times New Roman" w:eastAsia="Times New Roman" w:hAnsi="Times New Roman"/>
+          <w:b/>
+          <w:bCs/>
+          <w:color w:val="1A1A1A"/>
+          <w:sz w:val="24"/>
+          <w:szCs w:val="24"/>
+        </w:rPr>
+        <w:t xml:space="preserve">Scotoma measures and shrinks a detector's blind spots. It does not claim to make anyone monotonically safer.</w:t>
+      </w:r>
+      <w:r>
+        <w:rPr>
+          <w:rFonts w:ascii="Times New Roman" w:cs="Times New Roman" w:eastAsia="Times New Roman" w:hAnsi="Times New Roman"/>
+          <w:color w:val="1A1A1A"/>
+          <w:sz w:val="24"/>
+          <w:szCs w:val="24"/>
+        </w:rPr>
+        <w:t xml:space="preserve"> Every figure below is reported against that sentence.</w:t>
       </w:r>
     </w:p>
     <w:p>
@@ -207,7 +277,27 @@
           <w:sz w:val="24"/>
           <w:szCs w:val="24"/>
         </w:rPr>
-        <w:t xml:space="preserve">Four stages run in sequence, all offline. The loop controller closes them.</w:t>
+        <w:t xml:space="preserve">Four stages run in sequence, all offline. The loop controller closes them. The organising rule is simple: </w:t>
+      </w:r>
+      <w:r>
+        <w:rPr>
+          <w:rFonts w:ascii="Times New Roman" w:cs="Times New Roman" w:eastAsia="Times New Roman" w:hAnsi="Times New Roman"/>
+          <w:b/>
+          <w:bCs/>
+          <w:color w:val="1A1A1A"/>
+          <w:sz w:val="24"/>
+          <w:szCs w:val="24"/>
+        </w:rPr>
+        <w:t xml:space="preserve">all heavy cognition is offline, and the live rail is arithmetic.</w:t>
+      </w:r>
+      <w:r>
+        <w:rPr>
+          <w:rFonts w:ascii="Times New Roman" w:cs="Times New Roman" w:eastAsia="Times New Roman" w:hAnsi="Times New Roman"/>
+          <w:color w:val="1A1A1A"/>
+          <w:sz w:val="24"/>
+          <w:szCs w:val="24"/>
+        </w:rPr>
+        <w:t xml:space="preserve"> Language-model reasoning, parameter search, graph simulation, fidelity testing and retraining are batch work. The inline path holds a compiled model, a probabilistic-structure lookup and a hash comparison.</w:t>
       </w:r>
     </w:p>
     <w:p>
@@ -218,7 +308,7 @@
       <w:r>
         <w:drawing>
           <wp:inline distT="0" distB="0" distL="0" distR="0">
-            <wp:extent cx="5715000" cy="2905125"/>
+            <wp:extent cx="5191125" cy="2638425"/>
             <wp:effectExtent t="0" r="0" b="0" l="0"/>
             <wp:docPr id="1" name="" descr="" title=""/>
             <wp:cNvGraphicFramePr>
@@ -243,7 +333,7 @@
                   <pic:spPr bwMode="auto">
                     <a:xfrm>
                       <a:off x="0" y="0"/>
-                      <a:ext cx="5715000" cy="2905125"/>
+                      <a:ext cx="5191125" cy="2638425"/>
                     </a:xfrm>
                     <a:prstGeom prst="rect">
                       <a:avLst/>
@@ -279,7 +369,7 @@
           <w:sz w:val="21"/>
           <w:szCs w:val="21"/>
         </w:rPr>
-        <w:t xml:space="preserve">The closed loop. The fidelity gate sits between generation and scoring so that unrealistic traffic never reaches the detector, which is what stops the loop optimising against its own artefacts.</w:t>
+        <w:t xml:space="preserve">The closed loop. The gate sits between generation and scoring, so unrealistic traffic never reaches the detector.</w:t>
       </w:r>
     </w:p>
     <w:p>
@@ -1231,7 +1321,7 @@
           <w:sz w:val="21"/>
           <w:szCs w:val="21"/>
         </w:rPr>
-        <w:t xml:space="preserve">Implemented components. Channel B is built and was disabled by its own lift bar during this run, which Section 6.5 quantifies.</w:t>
+        <w:t xml:space="preserve">Implemented components. Channel B disabled itself on measured lift, quantified in Section 6.5.</w:t>
       </w:r>
     </w:p>
     <w:p>
@@ -2888,6 +2978,23 @@
     </w:p>
     <w:p>
       <w:pPr>
+        <w:pStyle w:val="Heading1"/>
+        <w:spacing w:after="160" w:before="320" w:line="360"/>
+      </w:pPr>
+      <w:r>
+        <w:rPr>
+          <w:rFonts w:ascii="Times New Roman" w:cs="Times New Roman" w:eastAsia="Times New Roman" w:hAnsi="Times New Roman"/>
+          <w:b/>
+          <w:bCs/>
+          <w:color w:val="1A1A1A"/>
+          <w:sz w:val="28"/>
+          <w:szCs w:val="28"/>
+        </w:rPr>
+        <w:t xml:space="preserve">4. Simulation fidelity</w:t>
+      </w:r>
+    </w:p>
+    <w:p>
+      <w:pPr>
         <w:spacing w:after="120" w:line="360"/>
         <w:jc w:val="both"/>
       </w:pPr>
@@ -2898,39 +3005,27 @@
           <w:sz w:val="24"/>
           <w:szCs w:val="24"/>
         </w:rPr>
-        <w:t xml:space="preserve">The registry is validated at import. A malformed vector, a duplicate identifier or a count other than the declared 32 aborts the process rather than degrading quietly.</w:t>
-      </w:r>
-    </w:p>
-    <w:p>
-      <w:pPr>
-        <w:pStyle w:val="Heading1"/>
-        <w:spacing w:after="160" w:before="320" w:line="360"/>
-      </w:pPr>
+        <w:t xml:space="preserve">Generated attack traffic is worthless as a test if it does not resemble payment traffic, and the usual failure is subtle: marginal distributions match while the sequence structure inside an entity is destroyed. This is a measured property of a class of generators, not a hypothetical. A 2026 benchmark shows </w:t>
+      </w:r>
       <w:r>
         <w:rPr>
           <w:rFonts w:ascii="Times New Roman" w:cs="Times New Roman" w:eastAsia="Times New Roman" w:hAnsi="Times New Roman"/>
           <w:b/>
           <w:bCs/>
           <w:color w:val="1A1A1A"/>
-          <w:sz w:val="28"/>
-          <w:szCs w:val="28"/>
-        </w:rPr>
-        <w:t xml:space="preserve">4. Simulation fidelity</w:t>
-      </w:r>
-    </w:p>
-    <w:p>
-      <w:pPr>
-        <w:spacing w:after="120" w:line="360"/>
-        <w:jc w:val="both"/>
-      </w:pPr>
-      <w:r>
-        <w:rPr>
-          <w:rFonts w:ascii="Times New Roman" w:cs="Times New Roman" w:eastAsia="Times New Roman" w:hAnsi="Times New Roman"/>
-          <w:color w:val="1A1A1A"/>
-          <w:sz w:val="24"/>
-          <w:szCs w:val="24"/>
-        </w:rPr>
-        <w:t xml:space="preserve">Generated attack traffic is worthless as a test if it does not resemble payment traffic, and the usual failure is subtle: marginal distributions match while the sequence structure inside an entity is destroyed. The gate therefore checks six properties, and a batch passes only if every active layer passes.</w:t>
+          <w:sz w:val="24"/>
+          <w:szCs w:val="24"/>
+        </w:rPr>
+        <w:t xml:space="preserve">row-independent generators degrade behavioural fraud signal 24 to 100 times while train-synthetic-test-real AUROC stays near baseline</w:t>
+      </w:r>
+      <w:r>
+        <w:rPr>
+          <w:rFonts w:ascii="Times New Roman" w:cs="Times New Roman" w:eastAsia="Times New Roman" w:hAnsi="Times New Roman"/>
+          <w:color w:val="1A1A1A"/>
+          <w:sz w:val="24"/>
+          <w:szCs w:val="24"/>
+        </w:rPr>
+        <w:t xml:space="preserve">, which means the standard quality check passes while the thing a fraud model needs has been destroyed. The gate therefore checks six properties, and a batch passes only if every active layer passes.</w:t>
       </w:r>
     </w:p>
     <w:p>
@@ -4388,7 +4483,7 @@
           <w:sz w:val="24"/>
           <w:szCs w:val="24"/>
         </w:rPr>
-        <w:t xml:space="preserve">A gate whose reference is the system's own output is marking its own homework. To test that, the reference was replaced with a partition of the Sparkov corpus, which is traffic Scotoma did not produce, and three rounds were run against it.</w:t>
+        <w:t xml:space="preserve">A gate whose reference is the system's own output is marking its own homework. To test that, the reference was replaced with a partition of the Sparkov corpus, which is traffic this project did not generate, and three rounds were run against it.</w:t>
       </w:r>
     </w:p>
     <w:p>
@@ -4543,7 +4638,7 @@
       <w:r>
         <w:drawing>
           <wp:inline distT="0" distB="0" distL="0" distR="0">
-            <wp:extent cx="5715000" cy="2438400"/>
+            <wp:extent cx="5143500" cy="2190750"/>
             <wp:effectExtent t="0" r="0" b="0" l="0"/>
             <wp:docPr id="1" name="" descr="" title=""/>
             <wp:cNvGraphicFramePr>
@@ -4568,7 +4663,7 @@
                   <pic:spPr bwMode="auto">
                     <a:xfrm>
                       <a:off x="0" y="0"/>
-                      <a:ext cx="5715000" cy="2438400"/>
+                      <a:ext cx="5143500" cy="2190750"/>
                     </a:xfrm>
                     <a:prstGeom prst="rect">
                       <a:avLst/>
@@ -4654,7 +4749,22 @@
           <w:sz w:val="24"/>
           <w:szCs w:val="24"/>
         </w:rPr>
-        <w:t xml:space="preserve">Decisions fall into four bands: approve below 0.30, step-up to 3-D Secure to 0.70, hold to 0.90, and decline with a SAR queue entry above 0.90. Nothing below 0.90 blocks autonomously, so the consequential action always has a human in the loop.</w:t>
+        <w:t xml:space="preserve">Decisions fall into four bands: approve below 0.30, step-up to 3-D Secure to 0.70, hold to 0.90, and decline with a SAR queue entry above 0.90. Nothing below 0.90 blocks autonomously, so the consequential action always has a human in the loop. Autonomous blocking is a commercial and regulatory hazard, and given the false-decline economics in Section 1 it destroys more value than it saves.</w:t>
+      </w:r>
+    </w:p>
+    <w:p>
+      <w:pPr>
+        <w:spacing w:after="120" w:line="360"/>
+        <w:jc w:val="both"/>
+      </w:pPr>
+      <w:r>
+        <w:rPr>
+          <w:rFonts w:ascii="Times New Roman" w:cs="Times New Roman" w:eastAsia="Times New Roman" w:hAnsi="Times New Roman"/>
+          <w:color w:val="1A1A1A"/>
+          <w:sz w:val="24"/>
+          <w:szCs w:val="24"/>
+        </w:rPr>
+        <w:t xml:space="preserve">Every alert carries reason codes. TreeSHAP runs on the production model itself rather than on a surrogate, and the top contributing features are mapped through a fixed dictionary to a fixed sentence, so two analysts reading the same alert see the same explanation. A surrogate model would explain a different model from the one that made the decision, which is not an explanation.</w:t>
       </w:r>
     </w:p>
     <w:p>
@@ -4691,7 +4801,42 @@
           <w:sz w:val="24"/>
           <w:szCs w:val="24"/>
         </w:rPr>
-        <w:t xml:space="preserve">What follows is measured on run 2026-08-31-final: 180 simulated days, three loop rounds, seed 42. Detection is reported on precision-oriented metrics. ROC-AUC is omitted from the headline deliberately, because at fraud prevalence it flatters every model and moves very little when the model is operationally wrong.</w:t>
+        <w:t xml:space="preserve">What follows is measured on run 2026-08-31-final: 180 simulated days, three loop rounds, seed 42. Detection is reported on precision-oriented metrics.</w:t>
+      </w:r>
+    </w:p>
+    <w:p>
+      <w:pPr>
+        <w:spacing w:after="120" w:line="360"/>
+        <w:jc w:val="both"/>
+      </w:pPr>
+      <w:r>
+        <w:rPr>
+          <w:rFonts w:ascii="Times New Roman" w:cs="Times New Roman" w:eastAsia="Times New Roman" w:hAnsi="Times New Roman"/>
+          <w:color w:val="1A1A1A"/>
+          <w:sz w:val="24"/>
+          <w:szCs w:val="24"/>
+        </w:rPr>
+        <w:t xml:space="preserve">ROC-AUC is deliberately not the headline, and there is a published figure that shows why. On the ULB dataset the same model scores </w:t>
+      </w:r>
+      <w:r>
+        <w:rPr>
+          <w:rFonts w:ascii="Times New Roman" w:cs="Times New Roman" w:eastAsia="Times New Roman" w:hAnsi="Times New Roman"/>
+          <w:b/>
+          <w:bCs/>
+          <w:color w:val="1A1A1A"/>
+          <w:sz w:val="24"/>
+          <w:szCs w:val="24"/>
+        </w:rPr>
+        <w:t xml:space="preserve">0.957 ROC-AUC against 0.708 PR-AUC</w:t>
+      </w:r>
+      <w:r>
+        <w:rPr>
+          <w:rFonts w:ascii="Times New Roman" w:cs="Times New Roman" w:eastAsia="Times New Roman" w:hAnsi="Times New Roman"/>
+          <w:color w:val="1A1A1A"/>
+          <w:sz w:val="24"/>
+          <w:szCs w:val="24"/>
+        </w:rPr>
+        <w:t xml:space="preserve">. At fraud prevalence the two metrics tell different stories, and only one of them moves when the alert queue becomes unusable.</w:t>
       </w:r>
     </w:p>
     <w:p>
@@ -5571,7 +5716,27 @@
           <w:sz w:val="24"/>
           <w:szCs w:val="24"/>
         </w:rPr>
-        <w:t xml:space="preserve">Recall of 0.7554 at 95 percent precision is the number an operations team would care about most: it says roughly three quarters of fraud is caught at a precision level where the alert queue remains workable. The FP to TP ratio of 0.021 says the same thing from the other side, at roughly one false positive per fifty catches.</w:t>
+        <w:t xml:space="preserve">Recall of 0.7554 at 95 percent precision is the number an operations team would care about most: roughly three quarters of fraud caught at a precision level where the queue remains workable. The FP to TP ratio of </w:t>
+      </w:r>
+      <w:r>
+        <w:rPr>
+          <w:rFonts w:ascii="Times New Roman" w:cs="Times New Roman" w:eastAsia="Times New Roman" w:hAnsi="Times New Roman"/>
+          <w:b/>
+          <w:bCs/>
+          <w:color w:val="1A1A1A"/>
+          <w:sz w:val="24"/>
+          <w:szCs w:val="24"/>
+        </w:rPr>
+        <w:t xml:space="preserve">0.021</w:t>
+      </w:r>
+      <w:r>
+        <w:rPr>
+          <w:rFonts w:ascii="Times New Roman" w:cs="Times New Roman" w:eastAsia="Times New Roman" w:hAnsi="Times New Roman"/>
+          <w:color w:val="1A1A1A"/>
+          <w:sz w:val="24"/>
+          <w:szCs w:val="24"/>
+        </w:rPr>
+        <w:t xml:space="preserve"> is favourable against a production benchmark of 13 false positives per true positive, and it should be read with a caveat: it is measured against generated campaigns at a realised prevalence set by this run, not against a live portfolio mix. The direction is meaningful, the absolute value is not transferable.</w:t>
       </w:r>
     </w:p>
     <w:p>
@@ -5614,7 +5779,7 @@
       <w:r>
         <w:drawing>
           <wp:inline distT="0" distB="0" distL="0" distR="0">
-            <wp:extent cx="5619750" cy="2981325"/>
+            <wp:extent cx="5048250" cy="2676525"/>
             <wp:effectExtent t="0" r="0" b="0" l="0"/>
             <wp:docPr id="1" name="" descr="" title=""/>
             <wp:cNvGraphicFramePr>
@@ -5639,7 +5804,7 @@
                   <pic:spPr bwMode="auto">
                     <a:xfrm>
                       <a:off x="0" y="0"/>
-                      <a:ext cx="5619750" cy="2981325"/>
+                      <a:ext cx="5048250" cy="2676525"/>
                     </a:xfrm>
                     <a:prstGeom prst="rect">
                       <a:avLst/>
@@ -5793,11 +5958,12 @@
         </w:tblBorders>
       </w:tblPr>
       <w:tblGrid>
-        <w:gridCol w:w="2100"/>
-        <w:gridCol w:w="1900"/>
-        <w:gridCol w:w="1800"/>
-        <w:gridCol w:w="1800"/>
-        <w:gridCol w:w="1760"/>
+        <w:gridCol w:w="1500"/>
+        <w:gridCol w:w="1520"/>
+        <w:gridCol w:w="1520"/>
+        <w:gridCol w:w="1560"/>
+        <w:gridCol w:w="1580"/>
+        <w:gridCol w:w="1680"/>
       </w:tblGrid>
       <w:tr>
         <w:trPr>
@@ -5805,7 +5971,7 @@
         </w:trPr>
         <w:tc>
           <w:tcPr>
-            <w:tcW w:type="dxa" w:w="2100"/>
+            <w:tcW w:type="dxa" w:w="1500"/>
             <w:shd w:fill="EFE9E4" w:color="auto" w:val="clear"/>
             <w:tcMar>
               <w:top w:type="dxa" w:w="60"/>
@@ -5834,7 +6000,7 @@
         </w:tc>
         <w:tc>
           <w:tcPr>
-            <w:tcW w:type="dxa" w:w="1900"/>
+            <w:tcW w:type="dxa" w:w="1520"/>
             <w:shd w:fill="EFE9E4" w:color="auto" w:val="clear"/>
             <w:tcMar>
               <w:top w:type="dxa" w:w="60"/>
@@ -5863,7 +6029,7 @@
         </w:tc>
         <w:tc>
           <w:tcPr>
-            <w:tcW w:type="dxa" w:w="1800"/>
+            <w:tcW w:type="dxa" w:w="1520"/>
             <w:shd w:fill="EFE9E4" w:color="auto" w:val="clear"/>
             <w:tcMar>
               <w:top w:type="dxa" w:w="60"/>
@@ -5886,13 +6052,13 @@
                 <w:sz w:val="21"/>
                 <w:szCs w:val="21"/>
               </w:rPr>
-              <w:t xml:space="preserve">PR-AUC blind</w:t>
-            </w:r>
-          </w:p>
-        </w:tc>
-        <w:tc>
-          <w:tcPr>
-            <w:tcW w:type="dxa" w:w="1800"/>
+              <w:t xml:space="preserve">Evasion active</w:t>
+            </w:r>
+          </w:p>
+        </w:tc>
+        <w:tc>
+          <w:tcPr>
+            <w:tcW w:type="dxa" w:w="1560"/>
             <w:shd w:fill="EFE9E4" w:color="auto" w:val="clear"/>
             <w:tcMar>
               <w:top w:type="dxa" w:w="60"/>
@@ -5915,13 +6081,13 @@
                 <w:sz w:val="21"/>
                 <w:szCs w:val="21"/>
               </w:rPr>
-              <w:t xml:space="preserve">Evasion active</w:t>
-            </w:r>
-          </w:p>
-        </w:tc>
-        <w:tc>
-          <w:tcPr>
-            <w:tcW w:type="dxa" w:w="1760"/>
+              <w:t xml:space="preserve">Evasion blind</w:t>
+            </w:r>
+          </w:p>
+        </w:tc>
+        <w:tc>
+          <w:tcPr>
+            <w:tcW w:type="dxa" w:w="1580"/>
             <w:shd w:fill="EFE9E4" w:color="auto" w:val="clear"/>
             <w:tcMar>
               <w:top w:type="dxa" w:w="60"/>
@@ -5945,6 +6111,35 @@
                 <w:szCs w:val="21"/>
               </w:rPr>
               <w:t xml:space="preserve">FPR legit</w:t>
+            </w:r>
+          </w:p>
+        </w:tc>
+        <w:tc>
+          <w:tcPr>
+            <w:tcW w:type="dxa" w:w="1680"/>
+            <w:shd w:fill="EFE9E4" w:color="auto" w:val="clear"/>
+            <w:tcMar>
+              <w:top w:type="dxa" w:w="60"/>
+              <w:left w:type="dxa" w:w="90"/>
+              <w:bottom w:type="dxa" w:w="60"/>
+              <w:right w:type="dxa" w:w="90"/>
+            </w:tcMar>
+          </w:tcPr>
+          <w:p>
+            <w:pPr>
+              <w:spacing w:after="0" w:line="240"/>
+              <w:jc w:val="right"/>
+            </w:pPr>
+            <w:r>
+              <w:rPr>
+                <w:rFonts w:ascii="Times New Roman" w:cs="Times New Roman" w:eastAsia="Times New Roman" w:hAnsi="Times New Roman"/>
+                <w:b/>
+                <w:bCs/>
+                <w:color w:val="1A1A1A"/>
+                <w:sz w:val="21"/>
+                <w:szCs w:val="21"/>
+              </w:rPr>
+              <w:t xml:space="preserve">Cost per 100k</w:t>
             </w:r>
           </w:p>
         </w:tc>
@@ -5955,7 +6150,7 @@
         </w:trPr>
         <w:tc>
           <w:tcPr>
-            <w:tcW w:type="dxa" w:w="2100"/>
+            <w:tcW w:type="dxa" w:w="1500"/>
             <w:tcMar>
               <w:top w:type="dxa" w:w="60"/>
               <w:left w:type="dxa" w:w="90"/>
@@ -5983,7 +6178,7 @@
         </w:tc>
         <w:tc>
           <w:tcPr>
-            <w:tcW w:type="dxa" w:w="1900"/>
+            <w:tcW w:type="dxa" w:w="1520"/>
             <w:tcMar>
               <w:top w:type="dxa" w:w="60"/>
               <w:left w:type="dxa" w:w="90"/>
@@ -6011,7 +6206,7 @@
         </w:tc>
         <w:tc>
           <w:tcPr>
-            <w:tcW w:type="dxa" w:w="1800"/>
+            <w:tcW w:type="dxa" w:w="1520"/>
             <w:tcMar>
               <w:top w:type="dxa" w:w="60"/>
               <w:left w:type="dxa" w:w="90"/>
@@ -6033,13 +6228,13 @@
                 <w:sz w:val="21"/>
                 <w:szCs w:val="21"/>
               </w:rPr>
-              <w:t xml:space="preserve">0.0123</w:t>
-            </w:r>
-          </w:p>
-        </w:tc>
-        <w:tc>
-          <w:tcPr>
-            <w:tcW w:type="dxa" w:w="1800"/>
+              <w:t xml:space="preserve">0.8644</w:t>
+            </w:r>
+          </w:p>
+        </w:tc>
+        <w:tc>
+          <w:tcPr>
+            <w:tcW w:type="dxa" w:w="1560"/>
             <w:tcMar>
               <w:top w:type="dxa" w:w="60"/>
               <w:left w:type="dxa" w:w="90"/>
@@ -6061,13 +6256,13 @@
                 <w:sz w:val="21"/>
                 <w:szCs w:val="21"/>
               </w:rPr>
-              <w:t xml:space="preserve">0.8644</w:t>
-            </w:r>
-          </w:p>
-        </w:tc>
-        <w:tc>
-          <w:tcPr>
-            <w:tcW w:type="dxa" w:w="1760"/>
+              <w:t xml:space="preserve">0.8447</w:t>
+            </w:r>
+          </w:p>
+        </w:tc>
+        <w:tc>
+          <w:tcPr>
+            <w:tcW w:type="dxa" w:w="1580"/>
             <w:tcMar>
               <w:top w:type="dxa" w:w="60"/>
               <w:left w:type="dxa" w:w="90"/>
@@ -6090,6 +6285,34 @@
                 <w:szCs w:val="21"/>
               </w:rPr>
               <w:t xml:space="preserve">0.000171</w:t>
+            </w:r>
+          </w:p>
+        </w:tc>
+        <w:tc>
+          <w:tcPr>
+            <w:tcW w:type="dxa" w:w="1680"/>
+            <w:tcMar>
+              <w:top w:type="dxa" w:w="60"/>
+              <w:left w:type="dxa" w:w="90"/>
+              <w:bottom w:type="dxa" w:w="60"/>
+              <w:right w:type="dxa" w:w="90"/>
+            </w:tcMar>
+          </w:tcPr>
+          <w:p>
+            <w:pPr>
+              <w:spacing w:after="0" w:line="240"/>
+              <w:jc w:val="right"/>
+            </w:pPr>
+            <w:r>
+              <w:rPr>
+                <w:rFonts w:ascii="Times New Roman" w:cs="Times New Roman" w:eastAsia="Times New Roman" w:hAnsi="Times New Roman"/>
+                <w:b w:val="false"/>
+                <w:bCs w:val="false"/>
+                <w:color w:val="1A1A1A"/>
+                <w:sz w:val="21"/>
+                <w:szCs w:val="21"/>
+              </w:rPr>
+              <w:t xml:space="preserve">81,080</w:t>
             </w:r>
           </w:p>
         </w:tc>
@@ -6100,7 +6323,7 @@
         </w:trPr>
         <w:tc>
           <w:tcPr>
-            <w:tcW w:type="dxa" w:w="2100"/>
+            <w:tcW w:type="dxa" w:w="1500"/>
             <w:tcMar>
               <w:top w:type="dxa" w:w="60"/>
               <w:left w:type="dxa" w:w="90"/>
@@ -6128,7 +6351,7 @@
         </w:tc>
         <w:tc>
           <w:tcPr>
-            <w:tcW w:type="dxa" w:w="1900"/>
+            <w:tcW w:type="dxa" w:w="1520"/>
             <w:tcMar>
               <w:top w:type="dxa" w:w="60"/>
               <w:left w:type="dxa" w:w="90"/>
@@ -6156,7 +6379,7 @@
         </w:tc>
         <w:tc>
           <w:tcPr>
-            <w:tcW w:type="dxa" w:w="1800"/>
+            <w:tcW w:type="dxa" w:w="1520"/>
             <w:tcMar>
               <w:top w:type="dxa" w:w="60"/>
               <w:left w:type="dxa" w:w="90"/>
@@ -6178,13 +6401,13 @@
                 <w:sz w:val="21"/>
                 <w:szCs w:val="21"/>
               </w:rPr>
-              <w:t xml:space="preserve">0.0009</w:t>
-            </w:r>
-          </w:p>
-        </w:tc>
-        <w:tc>
-          <w:tcPr>
-            <w:tcW w:type="dxa" w:w="1800"/>
+              <w:t xml:space="preserve">1.0000</w:t>
+            </w:r>
+          </w:p>
+        </w:tc>
+        <w:tc>
+          <w:tcPr>
+            <w:tcW w:type="dxa" w:w="1560"/>
             <w:tcMar>
               <w:top w:type="dxa" w:w="60"/>
               <w:left w:type="dxa" w:w="90"/>
@@ -6212,7 +6435,7 @@
         </w:tc>
         <w:tc>
           <w:tcPr>
-            <w:tcW w:type="dxa" w:w="1760"/>
+            <w:tcW w:type="dxa" w:w="1580"/>
             <w:tcMar>
               <w:top w:type="dxa" w:w="60"/>
               <w:left w:type="dxa" w:w="90"/>
@@ -6235,6 +6458,34 @@
                 <w:szCs w:val="21"/>
               </w:rPr>
               <w:t xml:space="preserve">0.000000</w:t>
+            </w:r>
+          </w:p>
+        </w:tc>
+        <w:tc>
+          <w:tcPr>
+            <w:tcW w:type="dxa" w:w="1680"/>
+            <w:tcMar>
+              <w:top w:type="dxa" w:w="60"/>
+              <w:left w:type="dxa" w:w="90"/>
+              <w:bottom w:type="dxa" w:w="60"/>
+              <w:right w:type="dxa" w:w="90"/>
+            </w:tcMar>
+          </w:tcPr>
+          <w:p>
+            <w:pPr>
+              <w:spacing w:after="0" w:line="240"/>
+              <w:jc w:val="right"/>
+            </w:pPr>
+            <w:r>
+              <w:rPr>
+                <w:rFonts w:ascii="Times New Roman" w:cs="Times New Roman" w:eastAsia="Times New Roman" w:hAnsi="Times New Roman"/>
+                <w:b w:val="false"/>
+                <w:bCs w:val="false"/>
+                <w:color w:val="1A1A1A"/>
+                <w:sz w:val="21"/>
+                <w:szCs w:val="21"/>
+              </w:rPr>
+              <w:t xml:space="preserve">834,633</w:t>
             </w:r>
           </w:p>
         </w:tc>
@@ -6245,7 +6496,7 @@
         </w:trPr>
         <w:tc>
           <w:tcPr>
-            <w:tcW w:type="dxa" w:w="2100"/>
+            <w:tcW w:type="dxa" w:w="1500"/>
             <w:tcMar>
               <w:top w:type="dxa" w:w="60"/>
               <w:left w:type="dxa" w:w="90"/>
@@ -6273,7 +6524,7 @@
         </w:tc>
         <w:tc>
           <w:tcPr>
-            <w:tcW w:type="dxa" w:w="1900"/>
+            <w:tcW w:type="dxa" w:w="1520"/>
             <w:tcMar>
               <w:top w:type="dxa" w:w="60"/>
               <w:left w:type="dxa" w:w="90"/>
@@ -6301,7 +6552,7 @@
         </w:tc>
         <w:tc>
           <w:tcPr>
-            <w:tcW w:type="dxa" w:w="1800"/>
+            <w:tcW w:type="dxa" w:w="1520"/>
             <w:tcMar>
               <w:top w:type="dxa" w:w="60"/>
               <w:left w:type="dxa" w:w="90"/>
@@ -6323,13 +6574,13 @@
                 <w:sz w:val="21"/>
                 <w:szCs w:val="21"/>
               </w:rPr>
-              <w:t xml:space="preserve">0.0051</w:t>
-            </w:r>
-          </w:p>
-        </w:tc>
-        <w:tc>
-          <w:tcPr>
-            <w:tcW w:type="dxa" w:w="1800"/>
+              <w:t xml:space="preserve">0.9264</w:t>
+            </w:r>
+          </w:p>
+        </w:tc>
+        <w:tc>
+          <w:tcPr>
+            <w:tcW w:type="dxa" w:w="1560"/>
             <w:tcMar>
               <w:top w:type="dxa" w:w="60"/>
               <w:left w:type="dxa" w:w="90"/>
@@ -6351,13 +6602,13 @@
                 <w:sz w:val="21"/>
                 <w:szCs w:val="21"/>
               </w:rPr>
-              <w:t xml:space="preserve">0.9264</w:t>
-            </w:r>
-          </w:p>
-        </w:tc>
-        <w:tc>
-          <w:tcPr>
-            <w:tcW w:type="dxa" w:w="1760"/>
+              <w:t xml:space="preserve">0.8012</w:t>
+            </w:r>
+          </w:p>
+        </w:tc>
+        <w:tc>
+          <w:tcPr>
+            <w:tcW w:type="dxa" w:w="1580"/>
             <w:tcMar>
               <w:top w:type="dxa" w:w="60"/>
               <w:left w:type="dxa" w:w="90"/>
@@ -6380,6 +6631,34 @@
                 <w:szCs w:val="21"/>
               </w:rPr>
               <w:t xml:space="preserve">0.000230</w:t>
+            </w:r>
+          </w:p>
+        </w:tc>
+        <w:tc>
+          <w:tcPr>
+            <w:tcW w:type="dxa" w:w="1680"/>
+            <w:tcMar>
+              <w:top w:type="dxa" w:w="60"/>
+              <w:left w:type="dxa" w:w="90"/>
+              <w:bottom w:type="dxa" w:w="60"/>
+              <w:right w:type="dxa" w:w="90"/>
+            </w:tcMar>
+          </w:tcPr>
+          <w:p>
+            <w:pPr>
+              <w:spacing w:after="0" w:line="240"/>
+              <w:jc w:val="right"/>
+            </w:pPr>
+            <w:r>
+              <w:rPr>
+                <w:rFonts w:ascii="Times New Roman" w:cs="Times New Roman" w:eastAsia="Times New Roman" w:hAnsi="Times New Roman"/>
+                <w:b w:val="false"/>
+                <w:bCs w:val="false"/>
+                <w:color w:val="1A1A1A"/>
+                <w:sz w:val="21"/>
+                <w:szCs w:val="21"/>
+              </w:rPr>
+              <w:t xml:space="preserve">94,102</w:t>
             </w:r>
           </w:p>
         </w:tc>
@@ -6408,7 +6687,7 @@
           <w:sz w:val="21"/>
           <w:szCs w:val="21"/>
         </w:rPr>
-        <w:t xml:space="preserve">Three rounds. Evasion is the share of campaign events that stayed under the decision threshold. The fidelity composite held at 1.0389, 1.0439 and 1.0341, so all three batches were realistic by the gate's own measure.</w:t>
+        <w:t xml:space="preserve">Three rounds, with the blind-holdout evasion rate reported beside the active one and the fidelity composite co-reported at 1.0389, 1.0439 and 1.0341. Evasion is the share of campaign events that stayed under the decision threshold.</w:t>
       </w:r>
     </w:p>
     <w:p>
@@ -6423,7 +6702,27 @@
           <w:sz w:val="24"/>
           <w:szCs w:val="24"/>
         </w:rPr>
-        <w:t xml:space="preserve">This table is reported as measured and it does not show clean monotonic improvement. Two things in it deserve direct comment.</w:t>
+        <w:t xml:space="preserve">The blind column is the one that answers the circularity objection, and it is reported because it is unflattering. Evasion on the blind holdout stays between </w:t>
+      </w:r>
+      <w:r>
+        <w:rPr>
+          <w:rFonts w:ascii="Times New Roman" w:cs="Times New Roman" w:eastAsia="Times New Roman" w:hAnsi="Times New Roman"/>
+          <w:b/>
+          <w:bCs/>
+          <w:color w:val="1A1A1A"/>
+          <w:sz w:val="24"/>
+          <w:szCs w:val="24"/>
+        </w:rPr>
+        <w:t xml:space="preserve">0.8012 and 1.0000</w:t>
+      </w:r>
+      <w:r>
+        <w:rPr>
+          <w:rFonts w:ascii="Times New Roman" w:cs="Times New Roman" w:eastAsia="Times New Roman" w:hAnsi="Times New Roman"/>
+          <w:color w:val="1A1A1A"/>
+          <w:sz w:val="24"/>
+          <w:szCs w:val="24"/>
+        </w:rPr>
+        <w:t xml:space="preserve"> across all three rounds. The loop is not driving blind evasion down. A system that reported only the active campaign could show a curve bending in the right direction while the holdout never moved, and that is precisely the artefact this column exists to expose.</w:t>
       </w:r>
     </w:p>
     <w:p>
@@ -6438,7 +6737,7 @@
           <w:sz w:val="24"/>
           <w:szCs w:val="24"/>
         </w:rPr>
-        <w:t xml:space="preserve">First, PR-AUC on the active campaign moves from 0.5036 to 0.7972 and then falls to 0.2754. The loop is adversarial, so this is expected behaviour rather than instability: the controller feeds the hardest surviving campaigns into the next training pool, and the red agent conditions the next proposals on what evaded. Round 2 is a harder examination than round 0, and a falling score against a rising difficulty is not the same as a degrading model. It does mean that a single round-over-round PR-AUC series is not by itself evidence of improvement, and this document does not present it as such.</w:t>
+        <w:t xml:space="preserve">This table is reported as measured and it does not show clean monotonic improvement. Two things in it deserve direct comment.</w:t>
       </w:r>
     </w:p>
     <w:p>
@@ -6453,6 +6752,21 @@
           <w:sz w:val="24"/>
           <w:szCs w:val="24"/>
         </w:rPr>
+        <w:t xml:space="preserve">First, PR-AUC on the active campaign moves from 0.5036 to 0.7972 and then falls to 0.2754. The loop is adversarial, so this is expected behaviour rather than instability: the controller feeds the hardest surviving campaigns into the next training pool, and the red agent conditions the next proposals on what evaded. Round 2 is a harder examination than round 0, and a falling score against a rising difficulty is not the same as a degrading model. It does mean that a single round-over-round PR-AUC series is not by itself evidence of improvement, and this document does not present it as such.</w:t>
+      </w:r>
+    </w:p>
+    <w:p>
+      <w:pPr>
+        <w:spacing w:after="120" w:line="360"/>
+        <w:jc w:val="both"/>
+      </w:pPr>
+      <w:r>
+        <w:rPr>
+          <w:rFonts w:ascii="Times New Roman" w:cs="Times New Roman" w:eastAsia="Times New Roman" w:hAnsi="Times New Roman"/>
+          <w:color w:val="1A1A1A"/>
+          <w:sz w:val="24"/>
+          <w:szCs w:val="24"/>
+        </w:rPr>
         <w:t xml:space="preserve">Second, round 1 is the instructive failure. PR-AUC is high at 0.7972 while evasion is </w:t>
       </w:r>
       <w:r>
@@ -6516,7 +6830,7 @@
       <w:r>
         <w:drawing>
           <wp:inline distT="0" distB="0" distL="0" distR="0">
-            <wp:extent cx="3810000" cy="2486025"/>
+            <wp:extent cx="3429000" cy="2238375"/>
             <wp:effectExtent t="0" r="0" b="0" l="0"/>
             <wp:docPr id="1" name="" descr="" title=""/>
             <wp:cNvGraphicFramePr>
@@ -6541,7 +6855,7 @@
                   <pic:spPr bwMode="auto">
                     <a:xfrm>
                       <a:off x="0" y="0"/>
-                      <a:ext cx="3810000" cy="2486025"/>
+                      <a:ext cx="3429000" cy="2238375"/>
                     </a:xfrm>
                     <a:prstGeom prst="rect">
                       <a:avLst/>
@@ -6679,7 +6993,7 @@
           <w:sz w:val="24"/>
           <w:szCs w:val="24"/>
         </w:rPr>
-        <w:t xml:space="preserve">The conclusion is that a graph channel would have to beat simple structural features fourfold before it earns its complexity here. Publishing that number is more useful than shipping a decorative graph model with an unmeasured lift, and it is consistent with the vectors in Section 6.2 that need relational signal: the requirement is real, and the current evidence says a naive graph model does not meet it.</w:t>
+        <w:t xml:space="preserve">This is consistent with the published position that boosted trees on neighbour-aggregated features beat the best graph neural network by 2.0 points of AUROC and 12.9 percent of AUPRC on a graph anomaly benchmark, which is why the built channel aggregates neighbour features rather than training a deep graph model. The conclusion is that a graph channel would have to beat simple structural features fourfold before it earns its complexity here. Publishing that number is more useful than shipping a decorative graph model with an unmeasured lift, and it is consistent with the vectors in Section 6.2 that need relational signal: the requirement is real, and the current evidence says a naive graph model does not meet it.</w:t>
       </w:r>
     </w:p>
     <w:p>
@@ -7258,7 +7572,7 @@
           <w:sz w:val="24"/>
           <w:szCs w:val="24"/>
         </w:rPr>
-        <w:t xml:space="preserve">The value of an external corpus here is not that it is real. It is that Scotoma did not produce it, which is what breaks the circularity in a fidelity comparison. Where this document refers to external traffic it means traffic from an independent generator, except for ULB, which is observed.</w:t>
+        <w:t xml:space="preserve">The value of an external corpus here is not that it is real. It is that Scotoma did not produce it, which is what breaks the circularity in a fidelity comparison. Where this document refers to external traffic it means traffic from a generator this project did not build, except for ULB, which is observed.</w:t>
       </w:r>
     </w:p>
     <w:p>
@@ -7305,7 +7619,7 @@
           <w:sz w:val="24"/>
           <w:szCs w:val="24"/>
         </w:rPr>
-        <w:t xml:space="preserve">The gate sits before the detector, so difficulty and realism are separated. A generated batch can only become part of the test if it first passes as plausible traffic, which removes the standard failure of adversarial generation where the system converges on artefacts that are hard to detect precisely because they are unrealistic.</w:t>
+        <w:t xml:space="preserve">The gate rejects its own side. The GaussianCopula ablation is not a straw man run for the report; it is a batch produced by the project, submitted to the project's own gate, and refused on five of six layers. A quality gate that has never rejected anything is a decoration.</w:t>
       </w:r>
     </w:p>
     <w:p>
@@ -7320,7 +7634,7 @@
           <w:sz w:val="24"/>
           <w:szCs w:val="24"/>
         </w:rPr>
-        <w:t xml:space="preserve">The gate rejects its own side. The GaussianCopula ablation is not a straw man run for the report; it is a batch produced by the project, submitted to the project's own gate, and refused on five of six layers. A quality gate that has never rejected anything is a decoration.</w:t>
+        <w:t xml:space="preserve">Failures are retained rather than discarded. The controller keeps the hardest surviving campaigns, adds them to the training pool, and conditions the next round's proposals on exactly what evaded. The measurement is not an evaluation appended to the end of a pipeline, it is the input to the next iteration.</w:t>
       </w:r>
     </w:p>
     <w:p>
@@ -7335,7 +7649,7 @@
           <w:sz w:val="24"/>
           <w:szCs w:val="24"/>
         </w:rPr>
-        <w:t xml:space="preserve">Failures are retained rather than discarded. The controller keeps the hardest surviving campaigns, adds them to the training pool, and conditions the next round's proposals on exactly what evaded. The measurement is not an evaluation appended to the end of a pipeline, it is the input to the next iteration.</w:t>
+        <w:t xml:space="preserve">Two further pieces are worth naming because they are concrete rather than architectural.</w:t>
       </w:r>
     </w:p>
     <w:p>
@@ -7350,7 +7664,57 @@
           <w:sz w:val="24"/>
           <w:szCs w:val="24"/>
         </w:rPr>
-        <w:t xml:space="preserve">The claim is not that no one has built adversarial testing for fraud. It is that this specific combination, a realism gate that can reject its own output, positioned between generation and detection, with the survivors driving the next round, is a workflow that produces a blind-spot map instead of a leaderboard score.</w:t>
+        <w:t xml:space="preserve">The cart-hash comparison turns prompt injection into a decidable question. An agent-initiated purchase carries a hash of the cart at the moment of intent and again at settlement; if </w:t>
+      </w:r>
+      <w:r>
+        <w:rPr>
+          <w:rFonts w:ascii="Times New Roman" w:cs="Times New Roman" w:eastAsia="Times New Roman" w:hAnsi="Times New Roman"/>
+          <w:b/>
+          <w:bCs/>
+          <w:color w:val="1A1A1A"/>
+          <w:sz w:val="24"/>
+          <w:szCs w:val="24"/>
+        </w:rPr>
+        <w:t xml:space="preserve">the two hashes differ, the cart changed between the user agreeing and the payment completing</w:t>
+      </w:r>
+      <w:r>
+        <w:rPr>
+          <w:rFonts w:ascii="Times New Roman" w:cs="Times New Roman" w:eastAsia="Times New Roman" w:hAnsi="Times New Roman"/>
+          <w:color w:val="1A1A1A"/>
+          <w:sz w:val="24"/>
+          <w:szCs w:val="24"/>
+        </w:rPr>
+        <w:t xml:space="preserve">. That is a deterministic boolean, not a probability, and it costs a hash comparison on the inline path. It is the difference between describing agentic fraud and detecting a specific instance of it.</w:t>
+      </w:r>
+    </w:p>
+    <w:p>
+      <w:pPr>
+        <w:spacing w:after="120" w:line="360"/>
+        <w:jc w:val="both"/>
+      </w:pPr>
+      <w:r>
+        <w:rPr>
+          <w:rFonts w:ascii="Times New Roman" w:cs="Times New Roman" w:eastAsia="Times New Roman" w:hAnsi="Times New Roman"/>
+          <w:color w:val="1A1A1A"/>
+          <w:sz w:val="24"/>
+          <w:szCs w:val="24"/>
+        </w:rPr>
+        <w:t xml:space="preserve">Party-scope projection is the second. The same detector is refitted under three visibility masks and the result quantifies which vectors an issuer simply cannot see. The asymmetry itself is well known in the industry. Building it as a code-level mask that produces a number per vector per party is not standard practice, so the correct claim is that this operationalises a known asymmetry rather than discovering one.</w:t>
+      </w:r>
+    </w:p>
+    <w:p>
+      <w:pPr>
+        <w:spacing w:after="120" w:line="360"/>
+        <w:jc w:val="both"/>
+      </w:pPr>
+      <w:r>
+        <w:rPr>
+          <w:rFonts w:ascii="Times New Roman" w:cs="Times New Roman" w:eastAsia="Times New Roman" w:hAnsi="Times New Roman"/>
+          <w:color w:val="1A1A1A"/>
+          <w:sz w:val="24"/>
+          <w:szCs w:val="24"/>
+        </w:rPr>
+        <w:t xml:space="preserve">The claim is not that no one has built adversarial testing for fraud. It is that this specific combination, a realism gate that can reject its own output, positioned between generation and detection, with the survivors driving the next round and a visibility mask on the measurement, produces a blind-spot map instead of a leaderboard score.</w:t>
       </w:r>
     </w:p>
     <w:p>
@@ -8087,7 +8451,7 @@
           <w:sz w:val="24"/>
           <w:szCs w:val="24"/>
         </w:rPr>
-        <w:t xml:space="preserve">. A complete inline latency claim requires the feature path to be measured, and this document does not make one.</w:t>
+        <w:t xml:space="preserve">. The measurement was taken on a single Intel laptop core running Python 3.11, which is the right question to ask of any latency figure, and it is not production hardware. A complete inline latency claim requires the feature path to be measured on representative infrastructure, and this document does not make one.</w:t>
       </w:r>
     </w:p>
     <w:p>
@@ -8119,7 +8483,7 @@
           <w:sz w:val="24"/>
           <w:szCs w:val="24"/>
         </w:rPr>
-        <w:t xml:space="preserve">Scotoma is not a replacement for a mature fraud decisioning system and is not positioned as one. It is a continuous adversarial testing layer that would sit beside such a system and consume its model artefacts.</w:t>
+        <w:t xml:space="preserve">Scotoma is not a replacement for a mature fraud decisioning system such as Mastercard Decision Intelligence, and is not positioned as one. Those systems are trained on network-scale labelled history that this project does not have and cannot simulate. Scotoma is a continuous adversarial testing layer that would sit beside such a system, consume its model artefacts, and report where they are blind.</w:t>
       </w:r>
     </w:p>
     <w:p>
@@ -8470,7 +8834,7 @@
           <w:sz w:val="24"/>
           <w:szCs w:val="24"/>
         </w:rPr>
-        <w:t xml:space="preserve">Scotoma generates attacks across six payment rails, refuses to score them unless they survive a six-layer realism gate that provably rejects a weaker generator, detects them with a calibrated three-channel model, and reports where it fails at the granularity of individual attack vectors. It catches high-velocity attacks well, at 0.9114 to 0.9729 recall on four vectors, and it fails on distributed low-velocity attacks, at 0.0099 to 0.2009 on four others, for a reason the architecture explains. It measures its own graph channel and switches it off. It quantifies what a single institution cannot see.</w:t>
+        <w:t xml:space="preserve">Scotoma generates attacks across six payment rails, refuses to score them unless they survive a gate that provably rejects a weaker generator, detects them with a calibrated three-channel model, and reports where it fails per vector. It catches high-velocity attacks at 0.9114 to 0.9729 recall and fails on distributed low-velocity attacks at 0.0099 to 0.2009, for a reason the architecture explains.</w:t>
       </w:r>
     </w:p>
     <w:p>
